--- a/handoff/오이소창원_작업시작_인계서_20261006.docx
+++ b/handoff/오이소창원_작업시작_인계서_20261006.docx
@@ -309,7 +309,7 @@
             <w:pPr>
               <w:jc w:val="left"/>
             </w:pPr>
-            <w:hyperlink w:history="1" r:id="rIdwzgzol_xh-zwmlgvfesg5">
+            <w:hyperlink w:history="1" r:id="rIdnc6mk1nwafpyh4ubm8i3a">
               <w:r>
                 <w:rPr>
                   <w:rStyle w:val="Hyperlink"/>
@@ -386,7 +386,7 @@
             <w:pPr>
               <w:jc w:val="left"/>
             </w:pPr>
-            <w:hyperlink w:history="1" r:id="rId70cexs7h2zbgt-zijurve">
+            <w:hyperlink w:history="1" r:id="rIdcg_jpblgw3ujn3legj4y3">
               <w:r>
                 <w:rPr>
                   <w:rStyle w:val="Hyperlink"/>
@@ -463,7 +463,7 @@
             <w:pPr>
               <w:jc w:val="left"/>
             </w:pPr>
-            <w:hyperlink w:history="1" r:id="rIdablfin0aw6yof3xmabbnq">
+            <w:hyperlink w:history="1" r:id="rIdiozpetbcuoa33eehkdeyc">
               <w:r>
                 <w:rPr>
                   <w:rStyle w:val="Hyperlink"/>
@@ -1099,7 +1099,7 @@
           <w:sz w:val="19"/>
           <w:szCs w:val="19"/>
         </w:rPr>
-        <w:t xml:space="preserve">인구: 경남 청년 순유출 10,112명(2025) · 경남 20대 9,129명 · 창원 순유출 6,616명 · 창원 청년(19~39세) 241,329명(2023.12) → 221,641명(2026.8, 22.5%) · 창원 총인구 1,009,003명(2026.8, 외국인 포함) — 창원시 데이터 포털로 확인</w:t>
+        <w:t xml:space="preserve">인구: 경남 청년 순유출 10,112명(2025) · 경남 20대 9,129명 · 창원 순유출 6,616명 · 창원 청년(19~39세, 주민등록인구·외국인 제외) 241,329명(2023.12) → 221,641명(2026.8, 주민등록인구 985,013명의 22.5%) · 창원 총인구 1,009,003명(2026.8, 외국인 포함) — 창원시 데이터 포털로 확인</w:t>
       </w:r>
     </w:p>
     <w:p>

--- a/handoff/오이소창원_작업시작_인계서_20261006.docx
+++ b/handoff/오이소창원_작업시작_인계서_20261006.docx
@@ -309,7 +309,7 @@
             <w:pPr>
               <w:jc w:val="left"/>
             </w:pPr>
-            <w:hyperlink w:history="1" r:id="rIdnc6mk1nwafpyh4ubm8i3a">
+            <w:hyperlink w:history="1" r:id="rIddwbfah2rsu0ag3lkgqhmo">
               <w:r>
                 <w:rPr>
                   <w:rStyle w:val="Hyperlink"/>
@@ -386,7 +386,7 @@
             <w:pPr>
               <w:jc w:val="left"/>
             </w:pPr>
-            <w:hyperlink w:history="1" r:id="rIdcg_jpblgw3ujn3legj4y3">
+            <w:hyperlink w:history="1" r:id="rIdxf8spdxdvfiepyjkbbllz">
               <w:r>
                 <w:rPr>
                   <w:rStyle w:val="Hyperlink"/>
@@ -463,7 +463,7 @@
             <w:pPr>
               <w:jc w:val="left"/>
             </w:pPr>
-            <w:hyperlink w:history="1" r:id="rIdiozpetbcuoa33eehkdeyc">
+            <w:hyperlink w:history="1" r:id="rIdrfv_0vxhssyssxe163wif">
               <w:r>
                 <w:rPr>
                   <w:rStyle w:val="Hyperlink"/>

--- a/handoff/오이소창원_작업시작_인계서_20261006.docx
+++ b/handoff/오이소창원_작업시작_인계서_20261006.docx
@@ -309,7 +309,7 @@
             <w:pPr>
               <w:jc w:val="left"/>
             </w:pPr>
-            <w:hyperlink w:history="1" r:id="rIddwbfah2rsu0ag3lkgqhmo">
+            <w:hyperlink w:history="1" r:id="rIdyk50m8gwvu-g2d_emit9k">
               <w:r>
                 <w:rPr>
                   <w:rStyle w:val="Hyperlink"/>
@@ -386,7 +386,7 @@
             <w:pPr>
               <w:jc w:val="left"/>
             </w:pPr>
-            <w:hyperlink w:history="1" r:id="rIdxf8spdxdvfiepyjkbbllz">
+            <w:hyperlink w:history="1" r:id="rId4imtik0atvsnu79nakpbe">
               <w:r>
                 <w:rPr>
                   <w:rStyle w:val="Hyperlink"/>
@@ -463,7 +463,7 @@
             <w:pPr>
               <w:jc w:val="left"/>
             </w:pPr>
-            <w:hyperlink w:history="1" r:id="rIdrfv_0vxhssyssxe163wif">
+            <w:hyperlink w:history="1" r:id="rIdveazd-zhv5clrw1wn3mii">
               <w:r>
                 <w:rPr>
                   <w:rStyle w:val="Hyperlink"/>
